--- a/clients/AFFG/03_SOW/SOW-AFFG-004-Rev1-Managed-Device-Migration.docx
+++ b/clients/AFFG/03_SOW/SOW-AFFG-004-Rev1-Managed-Device-Migration.docx
@@ -267,7 +267,7 @@
           <w:sz w:val="22"/>
           <w:szCs w:val="22"/>
         </w:rPr>
-        <w:t xml:space="preserve">VDI-to-Managed-Device Migration</w:t>
+        <w:t xml:space="preserve">Fleet Right-Sizing and Compliance Configuration</w:t>
       </w:r>
     </w:p>
     <w:p>
@@ -302,16 +302,16 @@
           <w:sz w:val="22"/>
           <w:szCs w:val="22"/>
         </w:rPr>
-        <w:t xml:space="preserve">Supersedes: </w:t>
-      </w:r>
-      <w:r>
-        <w:rPr>
-          <w:rFonts w:ascii="Open Sans" w:hAnsi="Open Sans" w:cs="Open Sans" w:eastAsia="Open Sans"/>
-          <w:color w:val="59595B"/>
-          <w:sz w:val="22"/>
-          <w:szCs w:val="22"/>
-        </w:rPr>
-        <w:t xml:space="preserve">SOW-AFFG-004 (original, April 2026)</w:t>
+        <w:t xml:space="preserve">Revision: </w:t>
+      </w:r>
+      <w:r>
+        <w:rPr>
+          <w:rFonts w:ascii="Open Sans" w:hAnsi="Open Sans" w:cs="Open Sans" w:eastAsia="Open Sans"/>
+          <w:color w:val="59595B"/>
+          <w:sz w:val="22"/>
+          <w:szCs w:val="22"/>
+        </w:rPr>
+        <w:t xml:space="preserve">Rev 1 – replaces SOW-AFFG-004 (April 2026)</w:t>
       </w:r>
     </w:p>
     <w:p>
@@ -368,28 +368,6 @@
           <w:sz w:val="22"/>
           <w:szCs w:val="22"/>
         </w:rPr>
-        <w:t xml:space="preserve">Source: </w:t>
-      </w:r>
-      <w:r>
-        <w:rPr>
-          <w:rFonts w:ascii="Open Sans" w:hAnsi="Open Sans" w:cs="Open Sans" w:eastAsia="Open Sans"/>
-          <w:color w:val="59595B"/>
-          <w:sz w:val="22"/>
-          <w:szCs w:val="22"/>
-        </w:rPr>
-        <w:t xml:space="preserve">AFFG Managed Device Strategy (REF: AFFG-MDS-2026-04-Rev1, April 2026)</w:t>
-      </w:r>
-    </w:p>
-    <w:p>
-      <w:r>
-        <w:rPr>
-          <w:rFonts w:ascii="Open Sans" w:hAnsi="Open Sans" w:cs="Open Sans" w:eastAsia="Open Sans"/>
-          <w:b/>
-          <w:bCs/>
-          <w:color w:val="1A1A2E"/>
-          <w:sz w:val="22"/>
-          <w:szCs w:val="22"/>
-        </w:rPr>
         <w:t xml:space="preserve">Regulatory Scope: </w:t>
       </w:r>
       <w:r>
@@ -428,7 +406,21 @@
           <w:sz w:val="22"/>
           <w:szCs w:val="22"/>
         </w:rPr>
-        <w:t xml:space="preserve">Supersedes: SOW-AFFG-003 (IT Compliance &amp; VDI Implementation). Upon completion of this SOW, the Horizon VDI infrastructure deployed under SOW-AFFG-003 Phase 1 will be decommissioned. All compliance controls previously enforced via VDI are migrated to managed endpoints with CloudBrink ZTNA. The monthly recurring charges in Schedule A of MSA-AFFG-2026 will be amended per Section 8 of this SOW.</w:t>
+        <w:t xml:space="preserve">Revision Notes (Rev 1): (1) BYOD MAM-only adopted for personal mobile devices — no company phones; (2) managed device fleet confirmed as 4 Mac Mini + 6 Windows laptops (10 endpoints); (3) SSO/2FA Gateway product removed — Azure Entra ID SSO (M365 E3/E5 included) used for identity and MFA; (4) CloudBrink ZTNA replaces Cisco Umbrella for DNS filtering and zero-trust remote egress; (5) custodian portal access controlled via office WAN IP whitelist + CloudBrink egress IP for traveling laptops.</w:t>
+      </w:r>
+    </w:p>
+    <w:p>
+      <w:pPr>
+        <w:pStyle w:val="Heading1"/>
+      </w:pPr>
+      <w:r>
+        <w:rPr>
+          <w:rFonts w:ascii="Open Sans" w:hAnsi="Open Sans" w:cs="Open Sans" w:eastAsia="Open Sans"/>
+          <w:color w:val="59595B"/>
+          <w:sz w:val="22"/>
+          <w:szCs w:val="22"/>
+        </w:rPr>
+        <w:t xml:space="preserve">1. PROJECT OVERVIEW</w:t>
       </w:r>
     </w:p>
     <w:p>
@@ -442,35 +434,7 @@
           <w:sz w:val="22"/>
           <w:szCs w:val="22"/>
         </w:rPr>
-        <w:t xml:space="preserve">Revision Notes (Rev 1): (1) BYOD MAM-only replaces company phone MDM enrollment; (2) device fleet corrected to 4 Mac Mini (Apple ABM) + 6 Windows laptops; (3) SSO/2FA Gateway product removed — Azure Entra ID SSO used instead; (4) CloudBrink ZTNA replaces Cisco Umbrella; (5) custodian portal access controlled via office WAN IP whitelist + CloudBrink egress IP for remote laptop access.</w:t>
-      </w:r>
-    </w:p>
-    <w:p>
-      <w:pPr>
-        <w:pStyle w:val="Heading1"/>
-      </w:pPr>
-      <w:r>
-        <w:rPr>
-          <w:rFonts w:ascii="Open Sans" w:hAnsi="Open Sans" w:cs="Open Sans" w:eastAsia="Open Sans"/>
-          <w:color w:val="59595B"/>
-          <w:sz w:val="22"/>
-          <w:szCs w:val="22"/>
-        </w:rPr>
-        <w:t xml:space="preserve">1. PROJECT OVERVIEW</w:t>
-      </w:r>
-    </w:p>
-    <w:p>
-      <w:pPr>
-        <w:spacing w:before="0" w:after="120"/>
-      </w:pPr>
-      <w:r>
-        <w:rPr>
-          <w:rFonts w:ascii="Open Sans" w:hAnsi="Open Sans" w:cs="Open Sans" w:eastAsia="Open Sans"/>
-          <w:color w:val="59595B"/>
-          <w:sz w:val="22"/>
-          <w:szCs w:val="22"/>
-        </w:rPr>
-        <w:t xml:space="preserve">Technijian will deliver a 6-phase implementation that migrates AFFG from the Technijian Horizon VDI environment (deployed under SOW-AFFG-003) to a managed-device model using 4 Mac Mini desktops and 6 Windows laptops enrolled in Microsoft Intune, with CloudBrink Zero Trust Network Access (ZTNA) replacing both the VDI egress IP whitelist and Cisco Umbrella. Mobile access is handled via BYOD with Intune MAM-only (Outlook App). This migration maintains the identical SEC/FINRA compliance posture established under SOW-AFFG-003 while eliminating VDI hosting costs and improving user experience.</w:t>
+        <w:t xml:space="preserve">AFFG currently operates 16 physical desktops under the Technijian standard managed services program. This SOW covers two concurrent workstreams: (1) right-sizing the managed device fleet from 16 desktops to 10 company-owned endpoints (4 Mac Mini + 6 Windows laptops), and (2) deploying the compliance controls required under SEC Regulation S-P (2024 amendments) and FINRA Rule 3110 that are not present in the current environment. Compliance controls include Microsoft Intune enrollment with Conditional Access, CloudBrink Zero Trust Network Access (ZTNA) replacing Cisco Umbrella, MyAudit UAM+DLP on all 10 managed endpoints, and Intune MAM-only for employee personal mobile devices (BYOD).</w:t>
       </w:r>
     </w:p>
     <w:p>
@@ -522,7 +486,7 @@
           <w:sz w:val="22"/>
           <w:szCs w:val="22"/>
         </w:rPr>
-        <w:t xml:space="preserve">Deploy CloudBrink ZTNA to replace VDI egress IP and Cisco Umbrella; whitelist CloudBrink egress IP at Schwab Advisor Services and IBKR</w:t>
+        <w:t xml:space="preserve">Deploy CloudBrink ZTNA on all 10 endpoints to replace Cisco Umbrella; whitelist CloudBrink egress IP at Schwab Advisor Services and IBKR</w:t>
       </w:r>
     </w:p>
     <w:p>
@@ -541,7 +505,7 @@
           <w:sz w:val="22"/>
           <w:szCs w:val="22"/>
         </w:rPr>
-        <w:t xml:space="preserve">Configure Entra ID Conditional Access: named location policy (office WAN IP) + Intune-compliant device requirement for M365</w:t>
+        <w:t xml:space="preserve">Configure Entra ID Conditional Access: named location policy (office WAN IP) + Intune-compliant device requirement for M365; block legacy auth</w:t>
       </w:r>
     </w:p>
     <w:p>
@@ -560,7 +524,7 @@
           <w:sz w:val="22"/>
           <w:szCs w:val="22"/>
         </w:rPr>
-        <w:t xml:space="preserve">Configure BYOD Intune MAM (Outlook App) for employee personal mobile devices — no MDM enrollment required</w:t>
+        <w:t xml:space="preserve">Deploy MyAudit UAM+DLP (AMDLP1Y) on all 10 managed endpoints — block USB, clipboard, print, and local download of financial data</w:t>
       </w:r>
     </w:p>
     <w:p>
@@ -579,7 +543,7 @@
           <w:sz w:val="22"/>
           <w:szCs w:val="22"/>
         </w:rPr>
-        <w:t xml:space="preserve">Migrate MyAudit UAM+DLP and Credential Manager from VDI to all 10 managed endpoints</w:t>
+        <w:t xml:space="preserve">Configure BYOD Intune MAM (Outlook App) for employee personal mobile devices — no MDM enrollment of personal devices</w:t>
       </w:r>
     </w:p>
     <w:p>
@@ -598,7 +562,7 @@
           <w:sz w:val="22"/>
           <w:szCs w:val="22"/>
         </w:rPr>
-        <w:t xml:space="preserve">Execute controlled VDI-to-managed-device migration with 2-week parallel operation window</w:t>
+        <w:t xml:space="preserve">Offboard 16 legacy desktops from Technijian managed services and amend Schedule A accordingly</w:t>
       </w:r>
     </w:p>
     <w:p>
@@ -617,7 +581,7 @@
           <w:sz w:val="22"/>
           <w:szCs w:val="22"/>
         </w:rPr>
-        <w:t xml:space="preserve">Decommission Horizon VDI infrastructure and amend Schedule A for monthly savings</w:t>
+        <w:t xml:space="preserve">Conduct user training and deliver post-implementation compliance documentation</w:t>
       </w:r>
     </w:p>
     <w:p>
@@ -631,7 +595,7 @@
           <w:sz w:val="22"/>
           <w:szCs w:val="22"/>
         </w:rPr>
-        <w:t xml:space="preserve">1.2 Exclusions</w:t>
+        <w:t xml:space="preserve">1.2 Out of Scope</w:t>
       </w:r>
     </w:p>
     <w:p>
@@ -731,6 +695,25 @@
     </w:p>
     <w:p>
       <w:pPr>
+        <w:pStyle w:val="ListParagraph"/>
+        <w:numPr>
+          <w:ilvl w:val="0"/>
+          <w:numId w:val="2"/>
+        </w:numPr>
+        <w:spacing w:before="40" w:after="40"/>
+      </w:pPr>
+      <w:r>
+        <w:rPr>
+          <w:rFonts w:ascii="Open Sans" w:hAnsi="Open Sans" w:cs="Open Sans" w:eastAsia="Open Sans"/>
+          <w:color w:val="59595B"/>
+          <w:sz w:val="22"/>
+          <w:szCs w:val="22"/>
+        </w:rPr>
+        <w:t xml:space="preserve">Physical removal or disposal of retired desktop hardware (AFFG responsibility)</w:t>
+      </w:r>
+    </w:p>
+    <w:p>
+      <w:pPr>
         <w:pStyle w:val="Heading1"/>
       </w:pPr>
       <w:r>
@@ -754,7 +737,7 @@
           <w:sz w:val="22"/>
           <w:szCs w:val="22"/>
         </w:rPr>
-        <w:t xml:space="preserve">Phase 1: Endpoint Foundation (Weeks 1–4)</w:t>
+        <w:t xml:space="preserve">Phase 1: Endpoint Enrollment &amp; Foundation (Weeks 1–4)</w:t>
       </w:r>
     </w:p>
     <w:p>
@@ -782,7 +765,7 @@
           <w:sz w:val="22"/>
           <w:szCs w:val="22"/>
         </w:rPr>
-        <w:t xml:space="preserve">Configure Intune Autopilot (Windows) and Apple Business Manager (Mac). Set compliance policies and device configuration profiles. Enroll and image all 10 endpoints. Deploy full security stack (CrowdStrike, Huntress, CloudBrink agent, DNS, Patch Mgmt, ScreenConnect), MyAudit UAM+DLP, and Credential Manager on all managed endpoints.</w:t>
+        <w:t xml:space="preserve">Configure Microsoft Intune Autopilot (Windows) and Apple Business Manager (Mac Mini). Define device compliance policies and configuration profiles for both platforms. Enroll and image all 10 endpoints. Deploy full security stack on each endpoint: CrowdStrike Falcon EDR, Huntress MDR, Patch Management, My Remote (ScreenConnect), and CloudBrink agent. Deploy MyAudit UAM+DLP on all 10 endpoints.</w:t>
       </w:r>
     </w:p>
     <w:p>
@@ -1014,7 +997,7 @@
                 <w:sz w:val="20"/>
                 <w:szCs w:val="20"/>
               </w:rPr>
-              <w:t xml:space="preserve">Intune Autopilot Configuration &amp; Enrollment Profiles (Windows)</w:t>
+              <w:t xml:space="preserve">Intune Autopilot Configuration &amp; Enrollment Profiles – Windows</w:t>
             </w:r>
           </w:p>
         </w:tc>
@@ -1148,7 +1131,7 @@
                 <w:sz w:val="20"/>
                 <w:szCs w:val="20"/>
               </w:rPr>
-              <w:t xml:space="preserve">Apple Business Manager (ABM) MDM Configuration (Mac Mini)</w:t>
+              <w:t xml:space="preserve">Apple Business Manager (ABM) Setup &amp; MDM Configuration – Mac Mini</w:t>
             </w:r>
           </w:p>
         </w:tc>
@@ -1282,7 +1265,7 @@
                 <w:sz w:val="20"/>
                 <w:szCs w:val="20"/>
               </w:rPr>
-              <w:t xml:space="preserve">Intune Device Compliance &amp; Configuration Policies</w:t>
+              <w:t xml:space="preserve">Intune Device Compliance &amp; Configuration Policies (Windows + macOS)</w:t>
             </w:r>
           </w:p>
         </w:tc>
@@ -1818,7 +1801,7 @@
                 <w:sz w:val="20"/>
                 <w:szCs w:val="20"/>
               </w:rPr>
-              <w:t xml:space="preserve">MyAudit UAM+DLP &amp; Credential Manager Deployment – All 10 Endpoints</w:t>
+              <w:t xml:space="preserve">MyAudit UAM+DLP Deployment &amp; Policy Configuration – All 10 Endpoints</w:t>
             </w:r>
           </w:p>
         </w:tc>
@@ -2044,7 +2027,7 @@
           <w:sz w:val="22"/>
           <w:szCs w:val="22"/>
         </w:rPr>
-        <w:t xml:space="preserve">Phase 2: Access Control (Weeks 3–6)</w:t>
+        <w:t xml:space="preserve">Phase 2: Access Control &amp; ZTNA (Weeks 3–6)</w:t>
       </w:r>
     </w:p>
     <w:p>
@@ -2072,7 +2055,7 @@
           <w:sz w:val="22"/>
           <w:szCs w:val="22"/>
         </w:rPr>
-        <w:t xml:space="preserve">Configure Entra ID Conditional Access (named location policy for office WAN IP, Intune-compliant device requirement, legacy auth block, MFA enforcement). Deploy CloudBrink ZTNA (tenant, connector, agent on all 10 endpoints, per-app micro-segmentation). Whitelist CloudBrink egress IP at Schwab Advisor Services and IBKR, replacing the former VDI egress IP. Cisco Umbrella decommissioned.</w:t>
+        <w:t xml:space="preserve">Configure Entra ID Conditional Access policies: office WAN IP named location, Intune-compliant device requirement for M365, legacy authentication block, and MFA enforcement. Deploy CloudBrink ZTNA (tenant provisioning, connector, agent on all 10 endpoints, per-application micro-segmentation). Whitelist CloudBrink egress IP at Schwab Advisor Services and IBKR as the sole permitted remote access origin. Remove Cisco Umbrella from all 10 endpoints.</w:t>
       </w:r>
     </w:p>
     <w:p>
@@ -2304,7 +2287,7 @@
                 <w:sz w:val="20"/>
                 <w:szCs w:val="20"/>
               </w:rPr>
-              <w:t xml:space="preserve">Conditional Access Policy Suite (Named Location + Compliant Device + MFA)</w:t>
+              <w:t xml:space="preserve">Conditional Access Policy Suite – Named Location + Compliant Device + MFA</w:t>
             </w:r>
           </w:p>
         </w:tc>
@@ -2438,7 +2421,7 @@
                 <w:sz w:val="20"/>
                 <w:szCs w:val="20"/>
               </w:rPr>
-              <w:t xml:space="preserve">CloudBrink ZTNA Tenant &amp; Connector Setup</w:t>
+              <w:t xml:space="preserve">CloudBrink ZTNA Tenant &amp; Connector Provisioning</w:t>
             </w:r>
           </w:p>
         </w:tc>
@@ -2572,7 +2555,7 @@
                 <w:sz w:val="20"/>
                 <w:szCs w:val="20"/>
               </w:rPr>
-              <w:t xml:space="preserve">CloudBrink Agent Deployment – All 10 Managed Endpoints</w:t>
+              <w:t xml:space="preserve">CloudBrink Agent Deployment – All 10 Endpoints (replaces Cisco Umbrella)</w:t>
             </w:r>
           </w:p>
         </w:tc>
@@ -2706,7 +2689,7 @@
                 <w:sz w:val="20"/>
                 <w:szCs w:val="20"/>
               </w:rPr>
-              <w:t xml:space="preserve">CloudBrink Access Policies &amp; Micro-Segmentation</w:t>
+              <w:t xml:space="preserve">CloudBrink Access Policies &amp; Per-App Micro-Segmentation</w:t>
             </w:r>
           </w:p>
         </w:tc>
@@ -2840,7 +2823,7 @@
                 <w:sz w:val="20"/>
                 <w:szCs w:val="20"/>
               </w:rPr>
-              <w:t xml:space="preserve">Schwab &amp; IBKR Access Migration (VDI Egress IP → CloudBrink Egress IP)</w:t>
+              <w:t xml:space="preserve">Schwab &amp; IBKR IP Whitelist Update – Office WAN IP + CloudBrink Egress IP</w:t>
             </w:r>
           </w:p>
         </w:tc>
@@ -3066,7 +3049,7 @@
           <w:sz w:val="22"/>
           <w:szCs w:val="22"/>
         </w:rPr>
-        <w:t xml:space="preserve">Phase 3: Mobile BYOD – MAM Configuration (Weeks 5–7)</w:t>
+        <w:t xml:space="preserve">Phase 3: BYOD Mobile MAM (Weeks 5–7)</w:t>
       </w:r>
     </w:p>
     <w:p>
@@ -3094,7 +3077,7 @@
           <w:sz w:val="22"/>
           <w:szCs w:val="22"/>
         </w:rPr>
-        <w:t xml:space="preserve">Configure Intune App Protection (MAM) policies for BYOD personal devices. No MDM enrollment required. Employees install the Outlook App from their personal app store; MAM policies containerize corporate data, enforce app PIN, and enable selective corporate data wipe without touching personal content. Full M365 browser access from mobile is restricted to Intune-compliant managed devices via Conditional Access.</w:t>
+        <w:t xml:space="preserve">Configure Intune App Protection (MAM) policies for employee personal mobile devices. No MDM enrollment of personal devices. Employees install the Outlook App from their personal app store; MAM policies containerize corporate data, enforce app PIN, and enable selective corporate data wipe on separation without accessing personal content. Full M365 browser access from mobile is blocked via Conditional Access unless on an Intune-managed company endpoint.</w:t>
       </w:r>
     </w:p>
     <w:p>
@@ -3460,7 +3443,7 @@
                 <w:sz w:val="20"/>
                 <w:szCs w:val="20"/>
               </w:rPr>
-              <w:t xml:space="preserve">MAM Policy Testing &amp; Employee BYOD Enrollment Guide</w:t>
+              <w:t xml:space="preserve">MAM Policy Testing &amp; Employee BYOD Setup Guide</w:t>
             </w:r>
           </w:p>
         </w:tc>
@@ -3686,7 +3669,7 @@
           <w:sz w:val="22"/>
           <w:szCs w:val="22"/>
         </w:rPr>
-        <w:t xml:space="preserve">Phase 4: Migration &amp; Cutover (Weeks 7–12)</w:t>
+        <w:t xml:space="preserve">Phase 4: Legacy Desktop Offboarding (Weeks 5–8)</w:t>
       </w:r>
     </w:p>
     <w:p>
@@ -3700,7 +3683,7 @@
           <w:sz w:val="22"/>
           <w:szCs w:val="22"/>
         </w:rPr>
-        <w:t xml:space="preserve">4 tickets  |  17 hours</w:t>
+        <w:t xml:space="preserve">3 tickets  |  8 hours</w:t>
       </w:r>
     </w:p>
     <w:p>
@@ -3714,7 +3697,7 @@
           <w:sz w:val="22"/>
           <w:szCs w:val="22"/>
         </w:rPr>
-        <w:t xml:space="preserve">Migrate user data from VDI to managed endpoints (Windows profile migration + Mac local profile setup). User training on managed-device workflow and CloudBrink ZTNA for remote access. 2-week parallel operation window. VDI decommission and cleanup.</w:t>
+        <w:t xml:space="preserve">Decommission the 16 legacy physical desktops from Technijian managed services. Remove all Technijian agents (CrowdStrike, Huntress, Patch Management, My Remote, Cisco Umbrella) from retiring devices. User data transfer assistance for any users moving from a retiring desktop to a new managed endpoint. Draft and deliver Schedule A amendment to reflect the reduced fleet and updated service stack.</w:t>
       </w:r>
     </w:p>
     <w:p>
@@ -3946,7 +3929,7 @@
                 <w:sz w:val="20"/>
                 <w:szCs w:val="20"/>
               </w:rPr>
-              <w:t xml:space="preserve">VDI-to-Managed-Device Data Migration (Windows + Mac)</w:t>
+              <w:t xml:space="preserve">Agent Removal from 16 Legacy Desktops &amp; Managed Services Offboarding</w:t>
             </w:r>
           </w:p>
         </w:tc>
@@ -4012,7 +3995,7 @@
                 <w:sz w:val="20"/>
                 <w:szCs w:val="20"/>
               </w:rPr>
-              <w:t xml:space="preserve">6</w:t>
+              <w:t xml:space="preserve">4</w:t>
             </w:r>
           </w:p>
         </w:tc>
@@ -4080,7 +4063,7 @@
                 <w:sz w:val="20"/>
                 <w:szCs w:val="20"/>
               </w:rPr>
-              <w:t xml:space="preserve">User Training – Managed Device &amp; CloudBrink Remote Access Workflow</w:t>
+              <w:t xml:space="preserve">User Data Transfer Assistance – Legacy Desktop to New Endpoint</w:t>
             </w:r>
           </w:p>
         </w:tc>
@@ -4146,7 +4129,7 @@
                 <w:sz w:val="20"/>
                 <w:szCs w:val="20"/>
               </w:rPr>
-              <w:t xml:space="preserve">4</w:t>
+              <w:t xml:space="preserve">2</w:t>
             </w:r>
           </w:p>
         </w:tc>
@@ -4214,7 +4197,7 @@
                 <w:sz w:val="20"/>
                 <w:szCs w:val="20"/>
               </w:rPr>
-              <w:t xml:space="preserve">Parallel Operation Window (VDI + Managed Devices)</w:t>
+              <w:t xml:space="preserve">Schedule A Amendment – Fleet Right-Sizing &amp; Compliance Stack Update</w:t>
             </w:r>
           </w:p>
         </w:tc>
@@ -4280,7 +4263,7 @@
                 <w:sz w:val="20"/>
                 <w:szCs w:val="20"/>
               </w:rPr>
-              <w:t xml:space="preserve">4</w:t>
+              <w:t xml:space="preserve">2</w:t>
             </w:r>
           </w:p>
         </w:tc>
@@ -4295,140 +4278,6 @@
               <w:bottom w:val="single" w:color="DDDDDD" w:sz="1"/>
               <w:right w:val="single" w:color="DDDDDD" w:sz="1"/>
             </w:tcBorders>
-            <w:shd w:val="clear" w:color="auto" w:fill="F8F9FA"/>
-            <w:tcMar>
-              <w:top w:w="80" w:type="dxa"/>
-              <w:left w:w="120" w:type="dxa"/>
-              <w:bottom w:w="80" w:type="dxa"/>
-              <w:right w:w="120" w:type="dxa"/>
-            </w:tcMar>
-            <w:vAlign w:val="center"/>
-          </w:tcPr>
-          <w:p>
-            <w:pPr>
-              <w:spacing w:before="60" w:after="60"/>
-            </w:pPr>
-            <w:r>
-              <w:rPr>
-                <w:rFonts w:ascii="Open Sans" w:hAnsi="Open Sans" w:cs="Open Sans" w:eastAsia="Open Sans"/>
-                <w:color w:val="59595B"/>
-                <w:sz w:val="20"/>
-                <w:szCs w:val="20"/>
-              </w:rPr>
-              <w:t xml:space="preserve">AFFG-004-018</w:t>
-            </w:r>
-          </w:p>
-        </w:tc>
-        <w:tc>
-          <w:tcPr>
-            <w:tcW w:w="4200" w:type="dxa"/>
-            <w:tcBorders>
-              <w:top w:val="single" w:color="DDDDDD" w:sz="1"/>
-              <w:left w:val="single" w:color="DDDDDD" w:sz="1"/>
-              <w:bottom w:val="single" w:color="DDDDDD" w:sz="1"/>
-              <w:right w:val="single" w:color="DDDDDD" w:sz="1"/>
-            </w:tcBorders>
-            <w:shd w:val="clear" w:color="auto" w:fill="F8F9FA"/>
-            <w:tcMar>
-              <w:top w:w="80" w:type="dxa"/>
-              <w:left w:w="120" w:type="dxa"/>
-              <w:bottom w:w="80" w:type="dxa"/>
-              <w:right w:w="120" w:type="dxa"/>
-            </w:tcMar>
-            <w:vAlign w:val="center"/>
-          </w:tcPr>
-          <w:p>
-            <w:pPr>
-              <w:spacing w:before="60" w:after="60"/>
-            </w:pPr>
-            <w:r>
-              <w:rPr>
-                <w:rFonts w:ascii="Open Sans" w:hAnsi="Open Sans" w:cs="Open Sans" w:eastAsia="Open Sans"/>
-                <w:color w:val="59595B"/>
-                <w:sz w:val="20"/>
-                <w:szCs w:val="20"/>
-              </w:rPr>
-              <w:t xml:space="preserve">VDI Decommission &amp; Cleanup</w:t>
-            </w:r>
-          </w:p>
-        </w:tc>
-        <w:tc>
-          <w:tcPr>
-            <w:tcW w:w="1600" w:type="dxa"/>
-            <w:tcBorders>
-              <w:top w:val="single" w:color="DDDDDD" w:sz="1"/>
-              <w:left w:val="single" w:color="DDDDDD" w:sz="1"/>
-              <w:bottom w:val="single" w:color="DDDDDD" w:sz="1"/>
-              <w:right w:val="single" w:color="DDDDDD" w:sz="1"/>
-            </w:tcBorders>
-            <w:shd w:val="clear" w:color="auto" w:fill="F8F9FA"/>
-            <w:tcMar>
-              <w:top w:w="80" w:type="dxa"/>
-              <w:left w:w="120" w:type="dxa"/>
-              <w:bottom w:w="80" w:type="dxa"/>
-              <w:right w:w="120" w:type="dxa"/>
-            </w:tcMar>
-            <w:vAlign w:val="center"/>
-          </w:tcPr>
-          <w:p>
-            <w:pPr>
-              <w:spacing w:before="60" w:after="60"/>
-            </w:pPr>
-            <w:r>
-              <w:rPr>
-                <w:rFonts w:ascii="Open Sans" w:hAnsi="Open Sans" w:cs="Open Sans" w:eastAsia="Open Sans"/>
-                <w:color w:val="59595B"/>
-                <w:sz w:val="20"/>
-                <w:szCs w:val="20"/>
-              </w:rPr>
-              <w:t xml:space="preserve">IRV-TS1</w:t>
-            </w:r>
-          </w:p>
-        </w:tc>
-        <w:tc>
-          <w:tcPr>
-            <w:tcW w:w="960" w:type="dxa"/>
-            <w:tcBorders>
-              <w:top w:val="single" w:color="DDDDDD" w:sz="1"/>
-              <w:left w:val="single" w:color="DDDDDD" w:sz="1"/>
-              <w:bottom w:val="single" w:color="DDDDDD" w:sz="1"/>
-              <w:right w:val="single" w:color="DDDDDD" w:sz="1"/>
-            </w:tcBorders>
-            <w:shd w:val="clear" w:color="auto" w:fill="F8F9FA"/>
-            <w:tcMar>
-              <w:top w:w="80" w:type="dxa"/>
-              <w:left w:w="120" w:type="dxa"/>
-              <w:bottom w:w="80" w:type="dxa"/>
-              <w:right w:w="120" w:type="dxa"/>
-            </w:tcMar>
-            <w:vAlign w:val="center"/>
-          </w:tcPr>
-          <w:p>
-            <w:pPr>
-              <w:spacing w:before="60" w:after="60"/>
-            </w:pPr>
-            <w:r>
-              <w:rPr>
-                <w:rFonts w:ascii="Open Sans" w:hAnsi="Open Sans" w:cs="Open Sans" w:eastAsia="Open Sans"/>
-                <w:color w:val="59595B"/>
-                <w:sz w:val="20"/>
-                <w:szCs w:val="20"/>
-              </w:rPr>
-              <w:t xml:space="preserve">3</w:t>
-            </w:r>
-          </w:p>
-        </w:tc>
-      </w:tr>
-      <w:tr>
-        <w:tc>
-          <w:tcPr>
-            <w:tcW w:w="1600" w:type="dxa"/>
-            <w:tcBorders>
-              <w:top w:val="single" w:color="DDDDDD" w:sz="1"/>
-              <w:left w:val="single" w:color="DDDDDD" w:sz="1"/>
-              <w:bottom w:val="single" w:color="DDDDDD" w:sz="1"/>
-              <w:right w:val="single" w:color="DDDDDD" w:sz="1"/>
-            </w:tcBorders>
             <w:shd w:val="clear" w:color="auto" w:fill="E8EFF5"/>
             <w:tcMar>
               <w:top w:w="80" w:type="dxa"/>
@@ -4556,7 +4405,7 @@
                 <w:sz w:val="20"/>
                 <w:szCs w:val="20"/>
               </w:rPr>
-              <w:t xml:space="preserve">17</w:t>
+              <w:t xml:space="preserve">8</w:t>
             </w:r>
           </w:p>
         </w:tc>
@@ -4574,7 +4423,7 @@
           <w:sz w:val="22"/>
           <w:szCs w:val="22"/>
         </w:rPr>
-        <w:t xml:space="preserve">Phase 5: Monitoring &amp; Validation (Weeks 11–14)</w:t>
+        <w:t xml:space="preserve">Phase 5: Validation &amp; Training (Weeks 7–10)</w:t>
       </w:r>
     </w:p>
     <w:p>
@@ -4588,7 +4437,7 @@
           <w:sz w:val="22"/>
           <w:szCs w:val="22"/>
         </w:rPr>
-        <w:t xml:space="preserve">4 tickets  |  13 hours</w:t>
+        <w:t xml:space="preserve">4 tickets  |  12 hours</w:t>
       </w:r>
     </w:p>
     <w:p>
@@ -4602,7 +4451,7 @@
           <w:sz w:val="22"/>
           <w:szCs w:val="22"/>
         </w:rPr>
-        <w:t xml:space="preserve">Expand monitoring to full device fleet and CloudBrink. Configure MAM compliance reporting. End-to-end security validation. Post-migration compliance gap assessment confirming equivalent regulatory posture.</w:t>
+        <w:t xml:space="preserve">End-to-end security and compliance validation across all 10 managed endpoints. Verify MyAudit DLP policy enforcement, CloudBrink ZTNA posture checks, Conditional Access enforcement, and MAM containment. User training on managed-device workflows and CloudBrink remote access. Compliance gap assessment documenting SEC Reg S-P and FINRA control coverage.</w:t>
       </w:r>
     </w:p>
     <w:p>
@@ -4801,7 +4650,7 @@
                 <w:sz w:val="20"/>
                 <w:szCs w:val="20"/>
               </w:rPr>
-              <w:t xml:space="preserve">AFFG-004-019</w:t>
+              <w:t xml:space="preserve">AFFG-004-018</w:t>
             </w:r>
           </w:p>
         </w:tc>
@@ -4834,7 +4683,7 @@
                 <w:sz w:val="20"/>
                 <w:szCs w:val="20"/>
               </w:rPr>
-              <w:t xml:space="preserve">Monitoring Expansion – Device Fleet &amp; CloudBrink</w:t>
+              <w:t xml:space="preserve">End-to-End Security &amp; Compliance Validation – All 10 Endpoints</w:t>
             </w:r>
           </w:p>
         </w:tc>
@@ -4867,7 +4716,7 @@
                 <w:sz w:val="20"/>
                 <w:szCs w:val="20"/>
               </w:rPr>
-              <w:t xml:space="preserve">CHD-TS1</w:t>
+              <w:t xml:space="preserve">IRV-TS1</w:t>
             </w:r>
           </w:p>
         </w:tc>
@@ -4900,7 +4749,7 @@
                 <w:sz w:val="20"/>
                 <w:szCs w:val="20"/>
               </w:rPr>
-              <w:t xml:space="preserve">3</w:t>
+              <w:t xml:space="preserve">4</w:t>
             </w:r>
           </w:p>
         </w:tc>
@@ -4935,7 +4784,7 @@
                 <w:sz w:val="20"/>
                 <w:szCs w:val="20"/>
               </w:rPr>
-              <w:t xml:space="preserve">AFFG-004-020</w:t>
+              <w:t xml:space="preserve">AFFG-004-019</w:t>
             </w:r>
           </w:p>
         </w:tc>
@@ -4968,7 +4817,7 @@
                 <w:sz w:val="20"/>
                 <w:szCs w:val="20"/>
               </w:rPr>
-              <w:t xml:space="preserve">MAM Compliance Reporting Configuration</w:t>
+              <w:t xml:space="preserve">MyAudit DLP &amp; CloudBrink Policy Verification</w:t>
             </w:r>
           </w:p>
         </w:tc>
@@ -5034,7 +4883,7 @@
                 <w:sz w:val="20"/>
                 <w:szCs w:val="20"/>
               </w:rPr>
-              <w:t xml:space="preserve">2</w:t>
+              <w:t xml:space="preserve">3</w:t>
             </w:r>
           </w:p>
         </w:tc>
@@ -5069,7 +4918,7 @@
                 <w:sz w:val="20"/>
                 <w:szCs w:val="20"/>
               </w:rPr>
-              <w:t xml:space="preserve">AFFG-004-021</w:t>
+              <w:t xml:space="preserve">AFFG-004-020</w:t>
             </w:r>
           </w:p>
         </w:tc>
@@ -5102,7 +4951,7 @@
                 <w:sz w:val="20"/>
                 <w:szCs w:val="20"/>
               </w:rPr>
-              <w:t xml:space="preserve">End-to-End Security Validation</w:t>
+              <w:t xml:space="preserve">User Training – Managed Endpoints &amp; CloudBrink Remote Access</w:t>
             </w:r>
           </w:p>
         </w:tc>
@@ -5135,7 +4984,7 @@
                 <w:sz w:val="20"/>
                 <w:szCs w:val="20"/>
               </w:rPr>
-              <w:t xml:space="preserve">IRV-TS1</w:t>
+              <w:t xml:space="preserve">CHD-TS1</w:t>
             </w:r>
           </w:p>
         </w:tc>
@@ -5168,7 +5017,7 @@
                 <w:sz w:val="20"/>
                 <w:szCs w:val="20"/>
               </w:rPr>
-              <w:t xml:space="preserve">4</w:t>
+              <w:t xml:space="preserve">3</w:t>
             </w:r>
           </w:p>
         </w:tc>
@@ -5203,7 +5052,7 @@
                 <w:sz w:val="20"/>
                 <w:szCs w:val="20"/>
               </w:rPr>
-              <w:t xml:space="preserve">AFFG-004-022</w:t>
+              <w:t xml:space="preserve">AFFG-004-021</w:t>
             </w:r>
           </w:p>
         </w:tc>
@@ -5236,7 +5085,7 @@
                 <w:sz w:val="20"/>
                 <w:szCs w:val="20"/>
               </w:rPr>
-              <w:t xml:space="preserve">Post-Migration Compliance Gap Assessment</w:t>
+              <w:t xml:space="preserve">Compliance Gap Assessment &amp; Control Coverage Report (SEC/FINRA)</w:t>
             </w:r>
           </w:p>
         </w:tc>
@@ -5302,7 +5151,7 @@
                 <w:sz w:val="20"/>
                 <w:szCs w:val="20"/>
               </w:rPr>
-              <w:t xml:space="preserve">4</w:t>
+              <w:t xml:space="preserve">2</w:t>
             </w:r>
           </w:p>
         </w:tc>
@@ -5444,7 +5293,7 @@
                 <w:sz w:val="20"/>
                 <w:szCs w:val="20"/>
               </w:rPr>
-              <w:t xml:space="preserve">13</w:t>
+              <w:t xml:space="preserve">12</w:t>
             </w:r>
           </w:p>
         </w:tc>
@@ -5462,7 +5311,7 @@
           <w:sz w:val="22"/>
           <w:szCs w:val="22"/>
         </w:rPr>
-        <w:t xml:space="preserve">Phase 6: Documentation Update (Weeks 13–16)</w:t>
+        <w:t xml:space="preserve">Phase 6: Documentation (Weeks 9–12)</w:t>
       </w:r>
     </w:p>
     <w:p>
@@ -5476,7 +5325,7 @@
           <w:sz w:val="22"/>
           <w:szCs w:val="22"/>
         </w:rPr>
-        <w:t xml:space="preserve">2 tickets  |  9 hours</w:t>
+        <w:t xml:space="preserve">2 tickets  |  8 hours</w:t>
       </w:r>
     </w:p>
     <w:p>
@@ -5490,7 +5339,7 @@
           <w:sz w:val="22"/>
           <w:szCs w:val="22"/>
         </w:rPr>
-        <w:t xml:space="preserve">Update all SOW-003 compliance documents for managed-device architecture. Draft Schedule A amendment.</w:t>
+        <w:t xml:space="preserve">Update compliance documentation suite to reflect the managed-device architecture: endpoint security policy, ZTNA access control runbook, incident response procedure, and data handling policy. All documents delivered in Technijian standard format.</w:t>
       </w:r>
     </w:p>
     <w:p>
@@ -5689,7 +5538,7 @@
                 <w:sz w:val="20"/>
                 <w:szCs w:val="20"/>
               </w:rPr>
-              <w:t xml:space="preserve">AFFG-004-023</w:t>
+              <w:t xml:space="preserve">AFFG-004-022</w:t>
             </w:r>
           </w:p>
         </w:tc>
@@ -5722,7 +5571,7 @@
                 <w:sz w:val="20"/>
                 <w:szCs w:val="20"/>
               </w:rPr>
-              <w:t xml:space="preserve">Update Compliance Documentation Suite</w:t>
+              <w:t xml:space="preserve">Update Compliance Documentation Suite – Managed Device Architecture</w:t>
             </w:r>
           </w:p>
         </w:tc>
@@ -5823,7 +5672,7 @@
                 <w:sz w:val="20"/>
                 <w:szCs w:val="20"/>
               </w:rPr>
-              <w:t xml:space="preserve">AFFG-004-024</w:t>
+              <w:t xml:space="preserve">AFFG-004-023</w:t>
             </w:r>
           </w:p>
         </w:tc>
@@ -5856,7 +5705,7 @@
                 <w:sz w:val="20"/>
                 <w:szCs w:val="20"/>
               </w:rPr>
-              <w:t xml:space="preserve">Schedule A Amendment – Remove VDI / Add Managed Device Services</w:t>
+              <w:t xml:space="preserve">Final Deliverable Package &amp; Client Acceptance Sign-Off</w:t>
             </w:r>
           </w:p>
         </w:tc>
@@ -5922,7 +5771,7 @@
                 <w:sz w:val="20"/>
                 <w:szCs w:val="20"/>
               </w:rPr>
-              <w:t xml:space="preserve">3</w:t>
+              <w:t xml:space="preserve">2</w:t>
             </w:r>
           </w:p>
         </w:tc>
@@ -6064,7 +5913,7 @@
                 <w:sz w:val="20"/>
                 <w:szCs w:val="20"/>
               </w:rPr>
-              <w:t xml:space="preserve">9</w:t>
+              <w:t xml:space="preserve">8</w:t>
             </w:r>
           </w:p>
         </w:tc>
@@ -6096,7 +5945,7 @@
           <w:sz w:val="22"/>
           <w:szCs w:val="22"/>
         </w:rPr>
-        <w:t xml:space="preserve">The following table maps each design component to its control objective and regulatory citations:</w:t>
+        <w:t xml:space="preserve">The following table maps each design component to its regulatory control objective:</w:t>
       </w:r>
     </w:p>
     <w:tbl>
@@ -6245,7 +6094,7 @@
                 <w:sz w:val="20"/>
                 <w:szCs w:val="20"/>
               </w:rPr>
-              <w:t xml:space="preserve">Intune-managed endpoints (4 Mac Mini + 6 Windows laptops)</w:t>
+              <w:t xml:space="preserve">Intune-managed endpoints – 4 Mac Mini + 6 Windows laptops</w:t>
             </w:r>
           </w:p>
         </w:tc>
@@ -6278,7 +6127,7 @@
                 <w:sz w:val="20"/>
                 <w:szCs w:val="20"/>
               </w:rPr>
-              <w:t xml:space="preserve">All 10 users on company-owned, encrypted, policy-enforced devices</w:t>
+              <w:t xml:space="preserve">Company-owned, encrypted, policy-enforced devices with centralized MDM control</w:t>
             </w:r>
           </w:p>
         </w:tc>
@@ -6311,7 +6160,7 @@
                 <w:sz w:val="20"/>
                 <w:szCs w:val="20"/>
               </w:rPr>
-              <w:t xml:space="preserve">Reg S-P 248.30(a)(1)-(3); FINRA 3110(a)</w:t>
+              <w:t xml:space="preserve">Reg S-P 248.30(a)(1)–(3); FINRA 3110(a)</w:t>
             </w:r>
           </w:p>
         </w:tc>
@@ -6346,7 +6195,7 @@
                 <w:sz w:val="20"/>
                 <w:szCs w:val="20"/>
               </w:rPr>
-              <w:t xml:space="preserve">CloudBrink ZTNA (replaces Cisco Umbrella + VDI egress IP)</w:t>
+              <w:t xml:space="preserve">CloudBrink ZTNA on all 10 endpoints (replaces Cisco Umbrella)</w:t>
             </w:r>
           </w:p>
         </w:tc>
@@ -6379,7 +6228,7 @@
                 <w:sz w:val="20"/>
                 <w:szCs w:val="20"/>
               </w:rPr>
-              <w:t xml:space="preserve">Zero-trust access; device posture verified per session; DNS filtering and ZTNA egress</w:t>
+              <w:t xml:space="preserve">Zero-trust egress; device posture verified per session; DNS filtering; blocks unmanaged device access to portals</w:t>
             </w:r>
           </w:p>
         </w:tc>
@@ -6447,7 +6296,7 @@
                 <w:sz w:val="20"/>
                 <w:szCs w:val="20"/>
               </w:rPr>
-              <w:t xml:space="preserve">Office WAN IP + CloudBrink egress whitelist at Schwab &amp; IBKR</w:t>
+              <w:t xml:space="preserve">Office WAN IP + CloudBrink egress IP whitelist at Schwab &amp; IBKR</w:t>
             </w:r>
           </w:p>
         </w:tc>
@@ -6480,7 +6329,7 @@
                 <w:sz w:val="20"/>
                 <w:szCs w:val="20"/>
               </w:rPr>
-              <w:t xml:space="preserve">Only office or CloudBrink-tunneled devices reach custodian portals — MFA alone does not restrict device origin</w:t>
+              <w:t xml:space="preserve">Custodian portals accessible only from office or CloudBrink-tunneled managed device — MFA alone does not restrict device origin</w:t>
             </w:r>
           </w:p>
         </w:tc>
@@ -6548,7 +6397,7 @@
                 <w:sz w:val="20"/>
                 <w:szCs w:val="20"/>
               </w:rPr>
-              <w:t xml:space="preserve">Entra Conditional Access (Named Location + Compliant Device)</w:t>
+              <w:t xml:space="preserve">Entra ID Conditional Access – Named Location + Compliant Device</w:t>
             </w:r>
           </w:p>
         </w:tc>
@@ -6581,7 +6430,7 @@
                 <w:sz w:val="20"/>
                 <w:szCs w:val="20"/>
               </w:rPr>
-              <w:t xml:space="preserve">M365 restricted to office WAN IP or Intune-compliant device; legacy auth blocked</w:t>
+              <w:t xml:space="preserve">M365 access restricted to office WAN IP or Intune-enrolled device; legacy authentication blocked</w:t>
             </w:r>
           </w:p>
         </w:tc>
@@ -6649,7 +6498,7 @@
                 <w:sz w:val="20"/>
                 <w:szCs w:val="20"/>
               </w:rPr>
-              <w:t xml:space="preserve">Intune MAM – BYOD Outlook App</w:t>
+              <w:t xml:space="preserve">Intune MAM – BYOD Outlook App (personal mobile)</w:t>
             </w:r>
           </w:p>
         </w:tc>
@@ -6682,7 +6531,7 @@
                 <w:sz w:val="20"/>
                 <w:szCs w:val="20"/>
               </w:rPr>
-              <w:t xml:space="preserve">Corporate email containerized on personal device; selective corporate wipe on separation</w:t>
+              <w:t xml:space="preserve">Corporate email containerized on personal device; selective corporate wipe on separation; no personal data access</w:t>
             </w:r>
           </w:p>
         </w:tc>
@@ -6715,7 +6564,7 @@
                 <w:sz w:val="20"/>
                 <w:szCs w:val="20"/>
               </w:rPr>
-              <w:t xml:space="preserve">Reg S-P 248.30(a)(1)-(3); NIST AC-19, MP-6</w:t>
+              <w:t xml:space="preserve">Reg S-P 248.30(a)(1)–(3); NIST AC-19, MP-6</w:t>
             </w:r>
           </w:p>
         </w:tc>
@@ -6750,7 +6599,7 @@
                 <w:sz w:val="20"/>
                 <w:szCs w:val="20"/>
               </w:rPr>
-              <w:t xml:space="preserve">Technijian MyAudit UAM+DLP</w:t>
+              <w:t xml:space="preserve">MyAudit UAM+DLP (AMDLP1Y) – all 10 managed endpoints</w:t>
             </w:r>
           </w:p>
         </w:tc>
@@ -6783,7 +6632,7 @@
                 <w:sz w:val="20"/>
                 <w:szCs w:val="20"/>
               </w:rPr>
-              <w:t xml:space="preserve">Block USB, local download, print, clipboard, screen capture on all managed endpoints</w:t>
+              <w:t xml:space="preserve">Block USB exfiltration, local downloads, print, clipboard copy, and screen capture of financial data</w:t>
             </w:r>
           </w:p>
         </w:tc>
@@ -6884,7 +6733,7 @@
                 <w:sz w:val="20"/>
                 <w:szCs w:val="20"/>
               </w:rPr>
-              <w:t xml:space="preserve">Immutable, non-rewriteable backup of full M365 tenant</w:t>
+              <w:t xml:space="preserve">Immutable, non-rewriteable backup of full M365 tenant (Exchange, Teams, SharePoint, OneDrive)</w:t>
             </w:r>
           </w:p>
         </w:tc>
@@ -6952,7 +6801,7 @@
                 <w:sz w:val="20"/>
                 <w:szCs w:val="20"/>
               </w:rPr>
-              <w:t xml:space="preserve">Technijian monthly assessment</w:t>
+              <w:t xml:space="preserve">Technijian monthly network assessment (SA)</w:t>
             </w:r>
           </w:p>
         </w:tc>
@@ -6985,7 +6834,7 @@
                 <w:sz w:val="20"/>
                 <w:szCs w:val="20"/>
               </w:rPr>
-              <w:t xml:space="preserve">Detect drift; attested evidence of ongoing control operation</w:t>
+              <w:t xml:space="preserve">Detect configuration drift; provide attested evidence of ongoing control operation</w:t>
             </w:r>
           </w:p>
         </w:tc>
@@ -7055,7 +6904,7 @@
           <w:sz w:val="22"/>
           <w:szCs w:val="22"/>
         </w:rPr>
-        <w:t xml:space="preserve">10 Intune-managed company endpoints (4 Mac Mini via ABM, 6 Windows laptops via Autopilot) with full security stack</w:t>
+        <w:t xml:space="preserve">10 Intune-managed company endpoints (4 Mac Mini via ABM, 6 Windows laptops via Autopilot) with full security stack deployed and verified</w:t>
       </w:r>
     </w:p>
     <w:p>
@@ -7074,7 +6923,7 @@
           <w:sz w:val="22"/>
           <w:szCs w:val="22"/>
         </w:rPr>
-        <w:t xml:space="preserve">CloudBrink ZTNA deployed with per-application micro-segmented access and device posture enforcement</w:t>
+        <w:t xml:space="preserve">CloudBrink ZTNA deployed on all 10 endpoints with per-application micro-segmented access and device posture enforcement</w:t>
       </w:r>
     </w:p>
     <w:p>
@@ -7093,7 +6942,7 @@
           <w:sz w:val="22"/>
           <w:szCs w:val="22"/>
         </w:rPr>
-        <w:t xml:space="preserve">Schwab and IBKR migrated from VDI egress IP to CloudBrink egress IP whitelist</w:t>
+        <w:t xml:space="preserve">Schwab Advisor Services and IBKR whitelisted for office WAN IP and CloudBrink egress IP; all other remote access blocked</w:t>
       </w:r>
     </w:p>
     <w:p>
@@ -7112,7 +6961,7 @@
           <w:sz w:val="22"/>
           <w:szCs w:val="22"/>
         </w:rPr>
-        <w:t xml:space="preserve">Entra Conditional Access: M365 restricted to office WAN IP or Intune-compliant device; legacy auth blocked</w:t>
+        <w:t xml:space="preserve">Entra ID Conditional Access enforcing M365 access: office WAN IP or Intune-compliant device required; legacy auth blocked</w:t>
       </w:r>
     </w:p>
     <w:p>
@@ -7131,7 +6980,7 @@
           <w:sz w:val="22"/>
           <w:szCs w:val="22"/>
         </w:rPr>
-        <w:t xml:space="preserve">MyAudit UAM+DLP and Credential Manager on all 10 managed endpoints (replaces VDI-based deployment)</w:t>
+        <w:t xml:space="preserve">MyAudit UAM+DLP active on all 10 managed endpoints with DLP policy covering USB, clipboard, print, and download</w:t>
       </w:r>
     </w:p>
     <w:p>
@@ -7150,7 +6999,7 @@
           <w:sz w:val="22"/>
           <w:szCs w:val="22"/>
         </w:rPr>
-        <w:t xml:space="preserve">Intune MAM policies for BYOD personal mobile devices (Outlook App, iOS and Android)</w:t>
+        <w:t xml:space="preserve">Intune MAM policies for BYOD personal mobile devices (iOS and Android, Outlook App)</w:t>
       </w:r>
     </w:p>
     <w:p>
@@ -7169,7 +7018,7 @@
           <w:sz w:val="22"/>
           <w:szCs w:val="22"/>
         </w:rPr>
-        <w:t xml:space="preserve">Updated compliance documentation suite reflecting managed-device architecture</w:t>
+        <w:t xml:space="preserve">16 legacy desktops offboarded from Technijian managed services with all agents removed</w:t>
       </w:r>
     </w:p>
     <w:p>
@@ -7188,7 +7037,7 @@
           <w:sz w:val="22"/>
           <w:szCs w:val="22"/>
         </w:rPr>
-        <w:t xml:space="preserve">Schedule A amendment reflecting monthly cost reduction</w:t>
+        <w:t xml:space="preserve">Schedule A amendment reflecting updated fleet (10 endpoints) and compliance service stack</w:t>
       </w:r>
     </w:p>
     <w:p>
@@ -7207,7 +7056,26 @@
           <w:sz w:val="22"/>
           <w:szCs w:val="22"/>
         </w:rPr>
-        <w:t xml:space="preserve">Post-migration compliance gap assessment confirming equivalent regulatory posture</w:t>
+        <w:t xml:space="preserve">Updated compliance documentation suite (endpoint security policy, ZTNA runbook, IRP, data handling policy)</w:t>
+      </w:r>
+    </w:p>
+    <w:p>
+      <w:pPr>
+        <w:pStyle w:val="ListParagraph"/>
+        <w:numPr>
+          <w:ilvl w:val="0"/>
+          <w:numId w:val="2"/>
+        </w:numPr>
+        <w:spacing w:before="40" w:after="40"/>
+      </w:pPr>
+      <w:r>
+        <w:rPr>
+          <w:rFonts w:ascii="Open Sans" w:hAnsi="Open Sans" w:cs="Open Sans" w:eastAsia="Open Sans"/>
+          <w:color w:val="59595B"/>
+          <w:sz w:val="22"/>
+          <w:szCs w:val="22"/>
+        </w:rPr>
+        <w:t xml:space="preserve">Compliance gap assessment confirming SEC Reg S-P and FINRA control coverage on managed-device architecture</w:t>
       </w:r>
     </w:p>
     <w:p>
@@ -7486,7 +7354,7 @@
                 <w:sz w:val="20"/>
                 <w:szCs w:val="20"/>
               </w:rPr>
-              <w:t xml:space="preserve">24</w:t>
+              <w:t xml:space="preserve">20</w:t>
             </w:r>
           </w:p>
         </w:tc>
@@ -7519,7 +7387,7 @@
                 <w:sz w:val="20"/>
                 <w:szCs w:val="20"/>
               </w:rPr>
-              <w:t xml:space="preserve">$3,600.00</w:t>
+              <w:t xml:space="preserve">$3,000.00</w:t>
             </w:r>
           </w:p>
         </w:tc>
@@ -7620,7 +7488,7 @@
                 <w:sz w:val="20"/>
                 <w:szCs w:val="20"/>
               </w:rPr>
-              <w:t xml:space="preserve">59</w:t>
+              <w:t xml:space="preserve">52</w:t>
             </w:r>
           </w:p>
         </w:tc>
@@ -7653,7 +7521,7 @@
                 <w:sz w:val="20"/>
                 <w:szCs w:val="20"/>
               </w:rPr>
-              <w:t xml:space="preserve">$2,655.00</w:t>
+              <w:t xml:space="preserve">$2,340.00</w:t>
             </w:r>
           </w:p>
         </w:tc>
@@ -7760,7 +7628,7 @@
                 <w:sz w:val="20"/>
                 <w:szCs w:val="20"/>
               </w:rPr>
-              <w:t xml:space="preserve">83 hrs</w:t>
+              <w:t xml:space="preserve">72 hrs</w:t>
             </w:r>
           </w:p>
         </w:tc>
@@ -7795,7 +7663,7 @@
                 <w:sz w:val="20"/>
                 <w:szCs w:val="20"/>
               </w:rPr>
-              <w:t xml:space="preserve">$6,255.00</w:t>
+              <w:t xml:space="preserve">$5,340.00</w:t>
             </w:r>
           </w:p>
         </w:tc>
@@ -8028,7 +7896,7 @@
                 <w:sz w:val="20"/>
                 <w:szCs w:val="20"/>
               </w:rPr>
-              <w:t xml:space="preserve">$3,127.50</w:t>
+              <w:t xml:space="preserve">$2,670.00</w:t>
             </w:r>
           </w:p>
         </w:tc>
@@ -8096,7 +7964,7 @@
                 <w:sz w:val="20"/>
                 <w:szCs w:val="20"/>
               </w:rPr>
-              <w:t xml:space="preserve">VDI decommissioned</w:t>
+              <w:t xml:space="preserve">16 legacy desktops offboarded; Schedule A amendment delivered</w:t>
             </w:r>
           </w:p>
         </w:tc>
@@ -8129,7 +7997,7 @@
                 <w:sz w:val="20"/>
                 <w:szCs w:val="20"/>
               </w:rPr>
-              <w:t xml:space="preserve">$1,563.75</w:t>
+              <w:t xml:space="preserve">$1,335.00</w:t>
             </w:r>
           </w:p>
         </w:tc>
@@ -8197,7 +8065,7 @@
                 <w:sz w:val="20"/>
                 <w:szCs w:val="20"/>
               </w:rPr>
-              <w:t xml:space="preserve">Documentation + Schedule A amendment accepted</w:t>
+              <w:t xml:space="preserve">Compliance documentation + client acceptance sign-off</w:t>
             </w:r>
           </w:p>
         </w:tc>
@@ -8230,7 +8098,7 @@
                 <w:sz w:val="20"/>
                 <w:szCs w:val="20"/>
               </w:rPr>
-              <w:t xml:space="preserve">$1,563.75</w:t>
+              <w:t xml:space="preserve">$1,335.00</w:t>
             </w:r>
           </w:p>
         </w:tc>
@@ -8337,7 +8205,7 @@
                 <w:sz w:val="20"/>
                 <w:szCs w:val="20"/>
               </w:rPr>
-              <w:t xml:space="preserve">$6,255.00</w:t>
+              <w:t xml:space="preserve">$5,340.00</w:t>
             </w:r>
           </w:p>
         </w:tc>
@@ -8402,7 +8270,7 @@
           <w:sz w:val="22"/>
           <w:szCs w:val="22"/>
         </w:rPr>
-        <w:t xml:space="preserve">AFFG has procured 4 Mac Mini desktops and 6 Windows 11 Pro/Enterprise laptops suitable for Intune enrollment</w:t>
+        <w:t xml:space="preserve">AFFG has procured or will procure 4 Mac Mini desktops and 6 Windows 11 Pro/Enterprise laptops prior to Phase 1 commencement</w:t>
       </w:r>
     </w:p>
     <w:p>
@@ -8421,7 +8289,7 @@
           <w:sz w:val="22"/>
           <w:szCs w:val="22"/>
         </w:rPr>
-        <w:t xml:space="preserve">AFFG enrolls Mac Minis in Apple Business Manager (ABM) prior to Phase 1; Technijian will assist with ABM setup</w:t>
+        <w:t xml:space="preserve">AFFG will enroll Mac Minis in Apple Business Manager (ABM) prior to Phase 1; Technijian will provide setup assistance</w:t>
       </w:r>
     </w:p>
     <w:p>
@@ -8440,7 +8308,7 @@
           <w:sz w:val="22"/>
           <w:szCs w:val="22"/>
         </w:rPr>
-        <w:t xml:space="preserve">AFFG has procured CloudBrink ZTNA per-user subscription licenses for all 10 users</w:t>
+        <w:t xml:space="preserve">AFFG has procured CloudBrink ZTNA per-user subscription licenses for all 10 managed users</w:t>
       </w:r>
     </w:p>
     <w:p>
@@ -8459,7 +8327,7 @@
           <w:sz w:val="22"/>
           <w:szCs w:val="22"/>
         </w:rPr>
-        <w:t xml:space="preserve">AFFG’s M365 tenant remains licensed at E3 or E5 (Intune, Conditional Access, and DLP included)</w:t>
+        <w:t xml:space="preserve">AFFG’s M365 tenant is licensed at E3 or E5 (Intune, Conditional Access, and Entra ID P1/P2 included)</w:t>
       </w:r>
     </w:p>
     <w:p>
@@ -8478,7 +8346,7 @@
           <w:sz w:val="22"/>
           <w:szCs w:val="22"/>
         </w:rPr>
-        <w:t xml:space="preserve">AFFG employees use personal mobile devices (BYOD) for Outlook App only; no company phones are procured</w:t>
+        <w:t xml:space="preserve">AFFG employees will use personal mobile devices (BYOD) for corporate email via Outlook App; no company mobile phones</w:t>
       </w:r>
     </w:p>
     <w:p>
@@ -8497,7 +8365,7 @@
           <w:sz w:val="22"/>
           <w:szCs w:val="22"/>
         </w:rPr>
-        <w:t xml:space="preserve">AFFG provides the office WAN static IP address to Technijian prior to Phase 2 commencement</w:t>
+        <w:t xml:space="preserve">AFFG provides the office static WAN IP address to Technijian prior to Phase 2 commencement</w:t>
       </w:r>
     </w:p>
     <w:p>
@@ -8516,7 +8384,7 @@
           <w:sz w:val="22"/>
           <w:szCs w:val="22"/>
         </w:rPr>
-        <w:t xml:space="preserve">Schwab Advisor Services and IBKR approve transition from VDI egress IP to CloudBrink egress IP within standard timelines</w:t>
+        <w:t xml:space="preserve">Schwab Advisor Services and IBKR can update their IP whitelist within 5–10 business days of Technijian’s request</w:t>
       </w:r>
     </w:p>
     <w:p>
@@ -8535,7 +8403,7 @@
           <w:sz w:val="22"/>
           <w:szCs w:val="22"/>
         </w:rPr>
-        <w:t xml:space="preserve">The 7 VDI agents are available for managed-device migration and training during Weeks 7–10</w:t>
+        <w:t xml:space="preserve">The 16 legacy desktops will be available for agent removal during Phase 4; physical disposal is AFFG’s responsibility</w:t>
       </w:r>
     </w:p>
     <w:p>
@@ -8554,7 +8422,7 @@
           <w:sz w:val="22"/>
           <w:szCs w:val="22"/>
         </w:rPr>
-        <w:t xml:space="preserve">All MyAudit UAM+DLP and Credential Manager licenses are transferred from VDI to managed endpoints at no additional cost</w:t>
+        <w:t xml:space="preserve">Users transitioning from legacy desktops to new managed endpoints are available during Weeks 5–8 for data transfer</w:t>
       </w:r>
     </w:p>
     <w:p>
@@ -8644,7 +8512,7 @@
           <w:sz w:val="22"/>
           <w:szCs w:val="22"/>
         </w:rPr>
-        <w:t xml:space="preserve">Technijian My Archive (AFFG operates own archiving)</w:t>
+        <w:t xml:space="preserve">Technijian My Archive (AFFG operates own archiving platform)</w:t>
       </w:r>
     </w:p>
     <w:p>
@@ -8682,7 +8550,26 @@
           <w:sz w:val="22"/>
           <w:szCs w:val="22"/>
         </w:rPr>
-        <w:t xml:space="preserve">Remediation beyond defined scope; issues requiring additional work will be scoped as a separate Change Order</w:t>
+        <w:t xml:space="preserve">Physical removal, disposal, or resale of the 16 legacy desktop devices</w:t>
+      </w:r>
+    </w:p>
+    <w:p>
+      <w:pPr>
+        <w:pStyle w:val="ListParagraph"/>
+        <w:numPr>
+          <w:ilvl w:val="0"/>
+          <w:numId w:val="2"/>
+        </w:numPr>
+        <w:spacing w:before="40" w:after="40"/>
+      </w:pPr>
+      <w:r>
+        <w:rPr>
+          <w:rFonts w:ascii="Open Sans" w:hAnsi="Open Sans" w:cs="Open Sans" w:eastAsia="Open Sans"/>
+          <w:color w:val="59595B"/>
+          <w:sz w:val="22"/>
+          <w:szCs w:val="22"/>
+        </w:rPr>
+        <w:t xml:space="preserve">Remediation beyond defined scope; additional work will be scoped as a separate Change Order</w:t>
       </w:r>
     </w:p>
     <w:p>
@@ -8701,6 +8588,20 @@
     </w:p>
     <w:p>
       <w:pPr>
+        <w:spacing w:before="0" w:after="120"/>
+      </w:pPr>
+      <w:r>
+        <w:rPr>
+          <w:rFonts w:ascii="Open Sans" w:hAnsi="Open Sans" w:cs="Open Sans" w:eastAsia="Open Sans"/>
+          <w:color w:val="59595B"/>
+          <w:sz w:val="22"/>
+          <w:szCs w:val="22"/>
+        </w:rPr>
+        <w:t xml:space="preserve">The figures below reflect AFFG’s actual signed invoice baseline (“Current”) and the projected recurring charges after full SOW-004 implementation (“Proposed”). The net increase is a compliance investment — not a cost-reduction initiative. AFFG currently operates 16 endpoints with no endpoint DLP, no ZTNA, and no device-posture enforcement at custodian portals. The MyAudit UAM+DLP stack and CloudBrink ZTNA close gaps required under SEC Reg S-P (2024 amendments) and FINRA Rule 3110. The regulatory exposure associated with non-compliance materially exceeds the incremental monthly investment shown here.</w:t>
+      </w:r>
+    </w:p>
+    <w:p>
+      <w:pPr>
         <w:pStyle w:val="Heading2"/>
       </w:pPr>
       <w:r>
@@ -8724,7 +8625,7 @@
           <w:sz w:val="22"/>
           <w:szCs w:val="22"/>
         </w:rPr>
-        <w:t xml:space="preserve">Current Monthly (SOW-003 implemented, VDI model) = $5,770.45/mo</w:t>
+        <w:t xml:space="preserve">Current Monthly (actual signed invoice – no VDI, no device compliance) = $2,794.50/mo</w:t>
       </w:r>
     </w:p>
     <w:tbl>
@@ -8909,7 +8810,7 @@
                 <w:sz w:val="20"/>
                 <w:szCs w:val="20"/>
               </w:rPr>
-              <w:t xml:space="preserve">Horizon VDI Workstations (7 agents)</w:t>
+              <w:t xml:space="preserve">Endpoint security – 16 desktops (AVD/AVMH/MR/PMW/SI)</w:t>
             </w:r>
           </w:p>
         </w:tc>
@@ -8942,7 +8843,7 @@
                 <w:sz w:val="20"/>
                 <w:szCs w:val="20"/>
               </w:rPr>
-              <w:t xml:space="preserve">$2,433.20</w:t>
+              <w:t xml:space="preserve">$424.00</w:t>
             </w:r>
           </w:p>
         </w:tc>
@@ -9008,7 +8909,7 @@
                 <w:sz w:val="20"/>
                 <w:szCs w:val="20"/>
               </w:rPr>
-              <w:t xml:space="preserve">−$2,433.20</w:t>
+              <w:t xml:space="preserve">−$424.00</w:t>
             </w:r>
           </w:p>
         </w:tc>
@@ -9043,7 +8944,7 @@
                 <w:sz w:val="20"/>
                 <w:szCs w:val="20"/>
               </w:rPr>
-              <w:t xml:space="preserve">Physical Desktop Security – 10 endpoints (excl. Umbrella @ $22.50/device)</w:t>
+              <w:t xml:space="preserve">Endpoint security – 6 Windows laptops (AVD/AVMH/MR/PMW, no Umbrella)</w:t>
             </w:r>
           </w:p>
         </w:tc>
@@ -9076,7 +8977,7 @@
                 <w:sz w:val="20"/>
                 <w:szCs w:val="20"/>
               </w:rPr>
-              <w:t xml:space="preserve">$238.50</w:t>
+              <w:t xml:space="preserve">$0.00</w:t>
             </w:r>
           </w:p>
         </w:tc>
@@ -9109,7 +9010,7 @@
                 <w:sz w:val="20"/>
                 <w:szCs w:val="20"/>
               </w:rPr>
-              <w:t xml:space="preserve">$225.00</w:t>
+              <w:t xml:space="preserve">$123.00</w:t>
             </w:r>
           </w:p>
         </w:tc>
@@ -9142,7 +9043,7 @@
                 <w:sz w:val="20"/>
                 <w:szCs w:val="20"/>
               </w:rPr>
-              <w:t xml:space="preserve">−$13.50</w:t>
+              <w:t xml:space="preserve">+$123.00</w:t>
             </w:r>
           </w:p>
         </w:tc>
@@ -9177,7 +9078,7 @@
                 <w:sz w:val="20"/>
                 <w:szCs w:val="20"/>
               </w:rPr>
-              <w:t xml:space="preserve">CloudBrink ZTNA – 10 endpoints @ $8.00 (replaces Cisco Umbrella @ $4.00)</w:t>
+              <w:t xml:space="preserve">Endpoint security – 4 Mac Mini (AVD/AVMH/MR/PMMAC, no Umbrella)</w:t>
             </w:r>
           </w:p>
         </w:tc>
@@ -9243,7 +9144,7 @@
                 <w:sz w:val="20"/>
                 <w:szCs w:val="20"/>
               </w:rPr>
-              <w:t xml:space="preserve">$80.00</w:t>
+              <w:t xml:space="preserve">$110.00</w:t>
             </w:r>
           </w:p>
         </w:tc>
@@ -9276,7 +9177,7 @@
                 <w:sz w:val="20"/>
                 <w:szCs w:val="20"/>
               </w:rPr>
-              <w:t xml:space="preserve">+$80.00</w:t>
+              <w:t xml:space="preserve">+$110.00</w:t>
             </w:r>
           </w:p>
         </w:tc>
@@ -9311,7 +9212,7 @@
                 <w:sz w:val="20"/>
                 <w:szCs w:val="20"/>
               </w:rPr>
-              <w:t xml:space="preserve">Managed Endpoint Add-Ons – 10 endpoints (see 8.2)</w:t>
+              <w:t xml:space="preserve">CloudBrink ZTNA – 10 endpoints @ $8.00 (replaces Cisco Umbrella)</w:t>
             </w:r>
           </w:p>
         </w:tc>
@@ -9377,7 +9278,7 @@
                 <w:sz w:val="20"/>
                 <w:szCs w:val="20"/>
               </w:rPr>
-              <w:t xml:space="preserve">$1,131.00</w:t>
+              <w:t xml:space="preserve">$80.00</w:t>
             </w:r>
           </w:p>
         </w:tc>
@@ -9410,7 +9311,7 @@
                 <w:sz w:val="20"/>
                 <w:szCs w:val="20"/>
               </w:rPr>
-              <w:t xml:space="preserve">+$1,131.00</w:t>
+              <w:t xml:space="preserve">+$80.00</w:t>
             </w:r>
           </w:p>
         </w:tc>
@@ -9445,7 +9346,7 @@
                 <w:sz w:val="20"/>
                 <w:szCs w:val="20"/>
               </w:rPr>
-              <w:t xml:space="preserve">All-User Services (31 M365 users)</w:t>
+              <w:t xml:space="preserve">Compliance stack add-ons – 10 endpoints (see 8.2)</w:t>
             </w:r>
           </w:p>
         </w:tc>
@@ -9478,7 +9379,7 @@
                 <w:sz w:val="20"/>
                 <w:szCs w:val="20"/>
               </w:rPr>
-              <w:t xml:space="preserve">$441.75</w:t>
+              <w:t xml:space="preserve">$0.00</w:t>
             </w:r>
           </w:p>
         </w:tc>
@@ -9511,7 +9412,7 @@
                 <w:sz w:val="20"/>
                 <w:szCs w:val="20"/>
               </w:rPr>
-              <w:t xml:space="preserve">$441.75</w:t>
+              <w:t xml:space="preserve">$1,131.00</w:t>
             </w:r>
           </w:p>
         </w:tc>
@@ -9544,7 +9445,7 @@
                 <w:sz w:val="20"/>
                 <w:szCs w:val="20"/>
               </w:rPr>
-              <w:t xml:space="preserve">$0.00</w:t>
+              <w:t xml:space="preserve">+$1,131.00</w:t>
             </w:r>
           </w:p>
         </w:tc>
@@ -9579,7 +9480,7 @@
                 <w:sz w:val="20"/>
                 <w:szCs w:val="20"/>
               </w:rPr>
-              <w:t xml:space="preserve">Domain / Site / IP Services</w:t>
+              <w:t xml:space="preserve">All-user services – 31 users (V365 + PHT, unchanged)</w:t>
             </w:r>
           </w:p>
         </w:tc>
@@ -9612,7 +9513,7 @@
                 <w:sz w:val="20"/>
                 <w:szCs w:val="20"/>
               </w:rPr>
-              <w:t xml:space="preserve">$162.00</w:t>
+              <w:t xml:space="preserve">$310.00</w:t>
             </w:r>
           </w:p>
         </w:tc>
@@ -9645,7 +9546,7 @@
                 <w:sz w:val="20"/>
                 <w:szCs w:val="20"/>
               </w:rPr>
-              <w:t xml:space="preserve">$162.00</w:t>
+              <w:t xml:space="preserve">$310.00</w:t>
             </w:r>
           </w:p>
         </w:tc>
@@ -9713,7 +9614,7 @@
                 <w:sz w:val="20"/>
                 <w:szCs w:val="20"/>
               </w:rPr>
-              <w:t xml:space="preserve">Production Storage (VDI profiles)</w:t>
+              <w:t xml:space="preserve">Domain / DKIM / RTPT (unchanged)</w:t>
             </w:r>
           </w:p>
         </w:tc>
@@ -9746,7 +9647,7 @@
                 <w:sz w:val="20"/>
                 <w:szCs w:val="20"/>
               </w:rPr>
-              <w:t xml:space="preserve">$400.00</w:t>
+              <w:t xml:space="preserve">$62.00</w:t>
             </w:r>
           </w:p>
         </w:tc>
@@ -9779,40 +9680,40 @@
                 <w:sz w:val="20"/>
                 <w:szCs w:val="20"/>
               </w:rPr>
+              <w:t xml:space="preserve">$62.00</w:t>
+            </w:r>
+          </w:p>
+        </w:tc>
+        <w:tc>
+          <w:tcPr>
+            <w:tcW w:w="1680" w:type="dxa"/>
+            <w:tcBorders>
+              <w:top w:val="single" w:color="DDDDDD" w:sz="1"/>
+              <w:left w:val="single" w:color="DDDDDD" w:sz="1"/>
+              <w:bottom w:val="single" w:color="DDDDDD" w:sz="1"/>
+              <w:right w:val="single" w:color="DDDDDD" w:sz="1"/>
+            </w:tcBorders>
+            <w:shd w:val="clear" w:color="auto" w:fill="F8F9FA"/>
+            <w:tcMar>
+              <w:top w:w="80" w:type="dxa"/>
+              <w:left w:w="120" w:type="dxa"/>
+              <w:bottom w:w="80" w:type="dxa"/>
+              <w:right w:w="120" w:type="dxa"/>
+            </w:tcMar>
+            <w:vAlign w:val="center"/>
+          </w:tcPr>
+          <w:p>
+            <w:pPr>
+              <w:spacing w:before="60" w:after="60"/>
+            </w:pPr>
+            <w:r>
+              <w:rPr>
+                <w:rFonts w:ascii="Open Sans" w:hAnsi="Open Sans" w:cs="Open Sans" w:eastAsia="Open Sans"/>
+                <w:color w:val="59595B"/>
+                <w:sz w:val="20"/>
+                <w:szCs w:val="20"/>
+              </w:rPr>
               <w:t xml:space="preserve">$0.00</w:t>
-            </w:r>
-          </w:p>
-        </w:tc>
-        <w:tc>
-          <w:tcPr>
-            <w:tcW w:w="1680" w:type="dxa"/>
-            <w:tcBorders>
-              <w:top w:val="single" w:color="DDDDDD" w:sz="1"/>
-              <w:left w:val="single" w:color="DDDDDD" w:sz="1"/>
-              <w:bottom w:val="single" w:color="DDDDDD" w:sz="1"/>
-              <w:right w:val="single" w:color="DDDDDD" w:sz="1"/>
-            </w:tcBorders>
-            <w:shd w:val="clear" w:color="auto" w:fill="F8F9FA"/>
-            <w:tcMar>
-              <w:top w:w="80" w:type="dxa"/>
-              <w:left w:w="120" w:type="dxa"/>
-              <w:bottom w:w="80" w:type="dxa"/>
-              <w:right w:w="120" w:type="dxa"/>
-            </w:tcMar>
-            <w:vAlign w:val="center"/>
-          </w:tcPr>
-          <w:p>
-            <w:pPr>
-              <w:spacing w:before="60" w:after="60"/>
-            </w:pPr>
-            <w:r>
-              <w:rPr>
-                <w:rFonts w:ascii="Open Sans" w:hAnsi="Open Sans" w:cs="Open Sans" w:eastAsia="Open Sans"/>
-                <w:color w:val="59595B"/>
-                <w:sz w:val="20"/>
-                <w:szCs w:val="20"/>
-              </w:rPr>
-              <w:t xml:space="preserve">−$400.00</w:t>
             </w:r>
           </w:p>
         </w:tc>
@@ -9847,7 +9748,7 @@
                 <w:sz w:val="20"/>
                 <w:szCs w:val="20"/>
               </w:rPr>
-              <w:t xml:space="preserve">Backup Storage (V365 / SEC 17a-4)</w:t>
+              <w:t xml:space="preserve">Site Assessment – 1 site (unchanged)</w:t>
             </w:r>
           </w:p>
         </w:tc>
@@ -9880,7 +9781,7 @@
                 <w:sz w:val="20"/>
                 <w:szCs w:val="20"/>
               </w:rPr>
-              <w:t xml:space="preserve">$100.00</w:t>
+              <w:t xml:space="preserve">$50.00</w:t>
             </w:r>
           </w:p>
         </w:tc>
@@ -9913,7 +9814,7 @@
                 <w:sz w:val="20"/>
                 <w:szCs w:val="20"/>
               </w:rPr>
-              <w:t xml:space="preserve">$100.00</w:t>
+              <w:t xml:space="preserve">$50.00</w:t>
             </w:r>
           </w:p>
         </w:tc>
@@ -10014,7 +9915,7 @@
                 <w:sz w:val="20"/>
                 <w:szCs w:val="20"/>
               </w:rPr>
-              <w:t xml:space="preserve">$1,995.00</w:t>
+              <w:t xml:space="preserve">$1,948.50</w:t>
             </w:r>
           </w:p>
         </w:tc>
@@ -10047,7 +9948,7 @@
                 <w:sz w:val="20"/>
                 <w:szCs w:val="20"/>
               </w:rPr>
-              <w:t xml:space="preserve">$1,995.00</w:t>
+              <w:t xml:space="preserve">$1,948.50</w:t>
             </w:r>
           </w:p>
         </w:tc>
@@ -10148,7 +10049,7 @@
                 <w:sz w:val="20"/>
                 <w:szCs w:val="20"/>
               </w:rPr>
-              <w:t xml:space="preserve">$5,770.45</w:t>
+              <w:t xml:space="preserve">$2,794.50</w:t>
             </w:r>
           </w:p>
         </w:tc>
@@ -10181,7 +10082,7 @@
                 <w:sz w:val="20"/>
                 <w:szCs w:val="20"/>
               </w:rPr>
-              <w:t xml:space="preserve">$4,134.75</w:t>
+              <w:t xml:space="preserve">$3,764.50</w:t>
             </w:r>
           </w:p>
         </w:tc>
@@ -10214,7 +10115,7 @@
                 <w:sz w:val="20"/>
                 <w:szCs w:val="20"/>
               </w:rPr>
-              <w:t xml:space="preserve">−$1,635.70</w:t>
+              <w:t xml:space="preserve">+$970.00</w:t>
             </w:r>
           </w:p>
         </w:tc>
@@ -10232,7 +10133,7 @@
           <w:sz w:val="22"/>
           <w:szCs w:val="22"/>
         </w:rPr>
-        <w:t xml:space="preserve">8.2 Managed Endpoint Add-Ons Detail (NEW – 10 endpoints)</w:t>
+        <w:t xml:space="preserve">8.2 Compliance Stack Add-Ons Detail (NEW – 10 endpoints)</w:t>
       </w:r>
     </w:p>
     <w:tbl>
@@ -10620,7 +10521,7 @@
                 <w:sz w:val="20"/>
                 <w:szCs w:val="20"/>
               </w:rPr>
-              <w:t xml:space="preserve">Credential Manager</w:t>
+              <w:t xml:space="preserve">Site Assessment (Network Detective)</w:t>
             </w:r>
           </w:p>
         </w:tc>
@@ -10653,7 +10554,7 @@
                 <w:sz w:val="20"/>
                 <w:szCs w:val="20"/>
               </w:rPr>
-              <w:t xml:space="preserve">CRM</w:t>
+              <w:t xml:space="preserve">SA</w:t>
             </w:r>
           </w:p>
         </w:tc>
@@ -10686,7 +10587,7 @@
                 <w:sz w:val="20"/>
                 <w:szCs w:val="20"/>
               </w:rPr>
-              <w:t xml:space="preserve">10</w:t>
+              <w:t xml:space="preserve">1 site</w:t>
             </w:r>
           </w:p>
         </w:tc>
@@ -10719,7 +10620,7 @@
                 <w:sz w:val="20"/>
                 <w:szCs w:val="20"/>
               </w:rPr>
-              <w:t xml:space="preserve">$5.00</w:t>
+              <w:t xml:space="preserve">$50.00</w:t>
             </w:r>
           </w:p>
         </w:tc>
@@ -10947,7 +10848,7 @@
           <w:sz w:val="22"/>
           <w:szCs w:val="22"/>
         </w:rPr>
-        <w:t xml:space="preserve">Note: SSO/2FA Gateway product removed — Azure Entra ID SSO (included in M365 E3) provides identity federation and MFA natively. CloudBrink subscription is AFFG-procured. Cisco Umbrella removed from security stack; CloudBrink ZTNA provides DNS filtering, zero-trust egress, and replaces the VDI egress IP.</w:t>
+        <w:t xml:space="preserve">Notes: (1) SSO/2FA Gateway product removed — Azure Entra ID SSO (included in M365 E3) provides identity federation and MFA natively. (2) CloudBrink ZTNA subscription is AFFG-procured; $80/mo shown above is the Technijian-billed component only. (3) Cisco Umbrella (SI) removed from security stack; CloudBrink ZTNA provides DNS filtering, zero-trust egress, and replaces the former VDI egress IP. (4) Mac Mini devices use PMMAC ($11.00/device) in place of PMW ($4.00/device).</w:t>
       </w:r>
     </w:p>
     <w:p>

--- a/clients/AFFG/03_SOW/SOW-AFFG-004-Rev1-Managed-Device-Migration.docx
+++ b/clients/AFFG/03_SOW/SOW-AFFG-004-Rev1-Managed-Device-Migration.docx
@@ -11130,6 +11130,15 @@
       <w:r>
         <w:rPr>
           <w:rFonts w:ascii="Open Sans" w:hAnsi="Open Sans" w:cs="Open Sans" w:eastAsia="Open Sans"/>
+          <w:color w:val="FFFFFF"/>
+          <w:sz w:val="2"/>
+          <w:szCs w:val="2"/>
+        </w:rPr>
+        <w:t xml:space="preserve">/tSign/</w:t>
+      </w:r>
+      <w:r>
+        <w:rPr>
+          <w:rFonts w:ascii="Open Sans" w:hAnsi="Open Sans" w:cs="Open Sans" w:eastAsia="Open Sans"/>
           <w:color w:val="59595B"/>
           <w:sz w:val="22"/>
           <w:szCs w:val="22"/>
@@ -11144,6 +11153,15 @@
       <w:r>
         <w:rPr>
           <w:rFonts w:ascii="Open Sans" w:hAnsi="Open Sans" w:cs="Open Sans" w:eastAsia="Open Sans"/>
+          <w:color w:val="FFFFFF"/>
+          <w:sz w:val="2"/>
+          <w:szCs w:val="2"/>
+        </w:rPr>
+        <w:t xml:space="preserve">/tName/</w:t>
+      </w:r>
+      <w:r>
+        <w:rPr>
+          <w:rFonts w:ascii="Open Sans" w:hAnsi="Open Sans" w:cs="Open Sans" w:eastAsia="Open Sans"/>
           <w:color w:val="59595B"/>
           <w:sz w:val="22"/>
           <w:szCs w:val="22"/>
@@ -11158,6 +11176,15 @@
       <w:r>
         <w:rPr>
           <w:rFonts w:ascii="Open Sans" w:hAnsi="Open Sans" w:cs="Open Sans" w:eastAsia="Open Sans"/>
+          <w:color w:val="FFFFFF"/>
+          <w:sz w:val="2"/>
+          <w:szCs w:val="2"/>
+        </w:rPr>
+        <w:t xml:space="preserve">/tTitle/</w:t>
+      </w:r>
+      <w:r>
+        <w:rPr>
+          <w:rFonts w:ascii="Open Sans" w:hAnsi="Open Sans" w:cs="Open Sans" w:eastAsia="Open Sans"/>
           <w:color w:val="59595B"/>
           <w:sz w:val="22"/>
           <w:szCs w:val="22"/>
@@ -11169,6 +11196,15 @@
       <w:pPr>
         <w:spacing w:before="240" w:after="0"/>
       </w:pPr>
+      <w:r>
+        <w:rPr>
+          <w:rFonts w:ascii="Open Sans" w:hAnsi="Open Sans" w:cs="Open Sans" w:eastAsia="Open Sans"/>
+          <w:color w:val="FFFFFF"/>
+          <w:sz w:val="2"/>
+          <w:szCs w:val="2"/>
+        </w:rPr>
+        <w:t xml:space="preserve">/tDate/</w:t>
+      </w:r>
       <w:r>
         <w:rPr>
           <w:rFonts w:ascii="Open Sans" w:hAnsi="Open Sans" w:cs="Open Sans" w:eastAsia="Open Sans"/>
@@ -11203,6 +11239,15 @@
       <w:r>
         <w:rPr>
           <w:rFonts w:ascii="Open Sans" w:hAnsi="Open Sans" w:cs="Open Sans" w:eastAsia="Open Sans"/>
+          <w:color w:val="FFFFFF"/>
+          <w:sz w:val="2"/>
+          <w:szCs w:val="2"/>
+        </w:rPr>
+        <w:t xml:space="preserve">/cSign/</w:t>
+      </w:r>
+      <w:r>
+        <w:rPr>
+          <w:rFonts w:ascii="Open Sans" w:hAnsi="Open Sans" w:cs="Open Sans" w:eastAsia="Open Sans"/>
           <w:color w:val="59595B"/>
           <w:sz w:val="22"/>
           <w:szCs w:val="22"/>
@@ -11217,6 +11262,15 @@
       <w:r>
         <w:rPr>
           <w:rFonts w:ascii="Open Sans" w:hAnsi="Open Sans" w:cs="Open Sans" w:eastAsia="Open Sans"/>
+          <w:color w:val="FFFFFF"/>
+          <w:sz w:val="2"/>
+          <w:szCs w:val="2"/>
+        </w:rPr>
+        <w:t xml:space="preserve">/cName/</w:t>
+      </w:r>
+      <w:r>
+        <w:rPr>
+          <w:rFonts w:ascii="Open Sans" w:hAnsi="Open Sans" w:cs="Open Sans" w:eastAsia="Open Sans"/>
           <w:color w:val="59595B"/>
           <w:sz w:val="22"/>
           <w:szCs w:val="22"/>
@@ -11231,6 +11285,15 @@
       <w:r>
         <w:rPr>
           <w:rFonts w:ascii="Open Sans" w:hAnsi="Open Sans" w:cs="Open Sans" w:eastAsia="Open Sans"/>
+          <w:color w:val="FFFFFF"/>
+          <w:sz w:val="2"/>
+          <w:szCs w:val="2"/>
+        </w:rPr>
+        <w:t xml:space="preserve">/cTitle/</w:t>
+      </w:r>
+      <w:r>
+        <w:rPr>
+          <w:rFonts w:ascii="Open Sans" w:hAnsi="Open Sans" w:cs="Open Sans" w:eastAsia="Open Sans"/>
           <w:color w:val="59595B"/>
           <w:sz w:val="22"/>
           <w:szCs w:val="22"/>
@@ -11242,6 +11305,15 @@
       <w:pPr>
         <w:spacing w:before="240" w:after="0"/>
       </w:pPr>
+      <w:r>
+        <w:rPr>
+          <w:rFonts w:ascii="Open Sans" w:hAnsi="Open Sans" w:cs="Open Sans" w:eastAsia="Open Sans"/>
+          <w:color w:val="FFFFFF"/>
+          <w:sz w:val="2"/>
+          <w:szCs w:val="2"/>
+        </w:rPr>
+        <w:t xml:space="preserve">/cDate/</w:t>
+      </w:r>
       <w:r>
         <w:rPr>
           <w:rFonts w:ascii="Open Sans" w:hAnsi="Open Sans" w:cs="Open Sans" w:eastAsia="Open Sans"/>
